--- a/docs/Lab/Lab03/Exercise 3_Supervised Classification.docx
+++ b/docs/Lab/Lab03/Exercise 3_Supervised Classification.docx
@@ -3290,7 +3290,7 @@
           </mc:Choice>
           <mc:Fallback>
             <w:pict>
-              <v:rect w14:anchorId="2F803ECB" id="Rectangle 8" o:spid="_x0000_s1026" style="position:absolute;margin-left:92.55pt;margin-top:142.3pt;width:18.4pt;height:10.35pt;z-index:251373568;visibility:visible;mso-wrap-style:square;mso-width-percent:0;mso-height-percent:0;mso-wrap-distance-left:9pt;mso-wrap-distance-top:0;mso-wrap-distance-right:9pt;mso-wrap-distance-bottom:0;mso-position-horizontal:absolute;mso-position-horizontal-relative:text;mso-position-vertical:absolute;mso-position-vertical-relative:text;mso-width-percent:0;mso-height-percent:0;mso-width-relative:margin;mso-height-relative:margin;v-text-anchor:middle" o:gfxdata="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" filled="f" strokecolor="#7030a0">
+              <v:rect w14:anchorId="7BA0802B" id="Rectangle 8" o:spid="_x0000_s1026" style="position:absolute;margin-left:92.55pt;margin-top:142.3pt;width:18.4pt;height:10.35pt;z-index:251373568;visibility:visible;mso-wrap-style:square;mso-width-percent:0;mso-height-percent:0;mso-wrap-distance-left:9pt;mso-wrap-distance-top:0;mso-wrap-distance-right:9pt;mso-wrap-distance-bottom:0;mso-position-horizontal:absolute;mso-position-horizontal-relative:text;mso-position-vertical:absolute;mso-position-vertical-relative:text;mso-width-percent:0;mso-height-percent:0;mso-width-relative:margin;mso-height-relative:margin;v-text-anchor:middle" o:gfxdata="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" filled="f" strokecolor="#7030a0">
                 <v:shadow on="t" color="black" opacity="22937f" origin=",.5" offset="0,.63889mm"/>
               </v:rect>
             </w:pict>
@@ -3372,7 +3372,7 @@
           </mc:Choice>
           <mc:Fallback>
             <w:pict>
-              <v:rect w14:anchorId="3AC77785" id="Rectangle 7" o:spid="_x0000_s1026" style="position:absolute;margin-left:77.4pt;margin-top:110.8pt;width:18.4pt;height:10.35pt;z-index:251371520;visibility:visible;mso-wrap-style:square;mso-width-percent:0;mso-height-percent:0;mso-wrap-distance-left:9pt;mso-wrap-distance-top:0;mso-wrap-distance-right:9pt;mso-wrap-distance-bottom:0;mso-position-horizontal:absolute;mso-position-horizontal-relative:text;mso-position-vertical:absolute;mso-position-vertical-relative:text;mso-width-percent:0;mso-height-percent:0;mso-width-relative:margin;mso-height-relative:margin;v-text-anchor:middle" o:gfxdata="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" filled="f" strokecolor="#7030a0">
+              <v:rect w14:anchorId="44E52B96" id="Rectangle 7" o:spid="_x0000_s1026" style="position:absolute;margin-left:77.4pt;margin-top:110.8pt;width:18.4pt;height:10.35pt;z-index:251371520;visibility:visible;mso-wrap-style:square;mso-width-percent:0;mso-height-percent:0;mso-wrap-distance-left:9pt;mso-wrap-distance-top:0;mso-wrap-distance-right:9pt;mso-wrap-distance-bottom:0;mso-position-horizontal:absolute;mso-position-horizontal-relative:text;mso-position-vertical:absolute;mso-position-vertical-relative:text;mso-width-percent:0;mso-height-percent:0;mso-width-relative:margin;mso-height-relative:margin;v-text-anchor:middle" o:gfxdata="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" filled="f" strokecolor="#7030a0">
                 <v:shadow on="t" color="black" opacity="22937f" origin=",.5" offset="0,.63889mm"/>
               </v:rect>
             </w:pict>
@@ -3454,7 +3454,7 @@
           </mc:Choice>
           <mc:Fallback>
             <w:pict>
-              <v:rect w14:anchorId="45679B74" id="Rectangle 6" o:spid="_x0000_s1026" style="position:absolute;margin-left:69.55pt;margin-top:83.65pt;width:18.4pt;height:10.35pt;z-index:251368448;visibility:visible;mso-wrap-style:square;mso-width-percent:0;mso-height-percent:0;mso-wrap-distance-left:9pt;mso-wrap-distance-top:0;mso-wrap-distance-right:9pt;mso-wrap-distance-bottom:0;mso-position-horizontal:absolute;mso-position-horizontal-relative:text;mso-position-vertical:absolute;mso-position-vertical-relative:text;mso-width-percent:0;mso-height-percent:0;mso-width-relative:margin;mso-height-relative:margin;v-text-anchor:middle" o:gfxdata="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" filled="f" strokecolor="#7030a0">
+              <v:rect w14:anchorId="7F45B15A" id="Rectangle 6" o:spid="_x0000_s1026" style="position:absolute;margin-left:69.55pt;margin-top:83.65pt;width:18.4pt;height:10.35pt;z-index:251368448;visibility:visible;mso-wrap-style:square;mso-width-percent:0;mso-height-percent:0;mso-wrap-distance-left:9pt;mso-wrap-distance-top:0;mso-wrap-distance-right:9pt;mso-wrap-distance-bottom:0;mso-position-horizontal:absolute;mso-position-horizontal-relative:text;mso-position-vertical:absolute;mso-position-vertical-relative:text;mso-width-percent:0;mso-height-percent:0;mso-width-relative:margin;mso-height-relative:margin;v-text-anchor:middle" o:gfxdata="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" filled="f" strokecolor="#7030a0">
                 <v:shadow on="t" color="black" opacity="22937f" origin=",.5" offset="0,.63889mm"/>
               </v:rect>
             </w:pict>
@@ -3530,7 +3530,7 @@
           </mc:Choice>
           <mc:Fallback>
             <w:pict>
-              <v:rect w14:anchorId="219E6AF4" id="Rectangle 4" o:spid="_x0000_s1026" style="position:absolute;margin-left:48.25pt;margin-top:84.2pt;width:7.35pt;height:8.6pt;z-index:251365376;visibility:visible;mso-wrap-style:square;mso-wrap-distance-left:9pt;mso-wrap-distance-top:0;mso-wrap-distance-right:9pt;mso-wrap-distance-bottom:0;mso-position-horizontal:absolute;mso-position-horizontal-relative:text;mso-position-vertical:absolute;mso-position-vertical-relative:text;v-text-anchor:middle" o:gfxdata="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" filled="f" strokecolor="#7030a0">
+              <v:rect w14:anchorId="1A2B72E5" id="Rectangle 4" o:spid="_x0000_s1026" style="position:absolute;margin-left:48.25pt;margin-top:84.2pt;width:7.35pt;height:8.6pt;z-index:251365376;visibility:visible;mso-wrap-style:square;mso-wrap-distance-left:9pt;mso-wrap-distance-top:0;mso-wrap-distance-right:9pt;mso-wrap-distance-bottom:0;mso-position-horizontal:absolute;mso-position-horizontal-relative:text;mso-position-vertical:absolute;mso-position-vertical-relative:text;v-text-anchor:middle" o:gfxdata="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" filled="f" strokecolor="#7030a0">
                 <v:shadow on="t" color="black" opacity="22937f" origin=",.5" offset="0,.63889mm"/>
               </v:rect>
             </w:pict>
@@ -3732,7 +3732,7 @@
           </mc:Choice>
           <mc:Fallback>
             <w:pict>
-              <v:rect w14:anchorId="1CA5F06B" id="Rectangle 14" o:spid="_x0000_s1026" style="position:absolute;margin-left:105.6pt;margin-top:126.9pt;width:18.4pt;height:10.35pt;z-index:251665408;visibility:visible;mso-wrap-style:square;mso-width-percent:0;mso-height-percent:0;mso-wrap-distance-left:9pt;mso-wrap-distance-top:0;mso-wrap-distance-right:9pt;mso-wrap-distance-bottom:0;mso-position-horizontal:absolute;mso-position-horizontal-relative:text;mso-position-vertical:absolute;mso-position-vertical-relative:text;mso-width-percent:0;mso-height-percent:0;mso-width-relative:margin;mso-height-relative:margin;v-text-anchor:middle" o:gfxdata="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" filled="f" strokecolor="#7030a0">
+              <v:rect w14:anchorId="0A1D5F33" id="Rectangle 14" o:spid="_x0000_s1026" style="position:absolute;margin-left:105.6pt;margin-top:126.9pt;width:18.4pt;height:10.35pt;z-index:251665408;visibility:visible;mso-wrap-style:square;mso-width-percent:0;mso-height-percent:0;mso-wrap-distance-left:9pt;mso-wrap-distance-top:0;mso-wrap-distance-right:9pt;mso-wrap-distance-bottom:0;mso-position-horizontal:absolute;mso-position-horizontal-relative:text;mso-position-vertical:absolute;mso-position-vertical-relative:text;mso-width-percent:0;mso-height-percent:0;mso-width-relative:margin;mso-height-relative:margin;v-text-anchor:middle" o:gfxdata="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" filled="f" strokecolor="#7030a0">
                 <v:shadow on="t" color="black" opacity="22937f" origin=",.5" offset="0,.63889mm"/>
               </v:rect>
             </w:pict>
@@ -3814,7 +3814,7 @@
           </mc:Choice>
           <mc:Fallback>
             <w:pict>
-              <v:rect w14:anchorId="366C334E" id="Rectangle 12" o:spid="_x0000_s1026" style="position:absolute;margin-left:17.55pt;margin-top:75.3pt;width:18.4pt;height:10.35pt;z-index:251512832;visibility:visible;mso-wrap-style:square;mso-width-percent:0;mso-height-percent:0;mso-wrap-distance-left:9pt;mso-wrap-distance-top:0;mso-wrap-distance-right:9pt;mso-wrap-distance-bottom:0;mso-position-horizontal:absolute;mso-position-horizontal-relative:text;mso-position-vertical:absolute;mso-position-vertical-relative:text;mso-width-percent:0;mso-height-percent:0;mso-width-relative:margin;mso-height-relative:margin;v-text-anchor:middle" o:gfxdata="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" filled="f" strokecolor="#7030a0">
+              <v:rect w14:anchorId="5DDFB449" id="Rectangle 12" o:spid="_x0000_s1026" style="position:absolute;margin-left:17.55pt;margin-top:75.3pt;width:18.4pt;height:10.35pt;z-index:251512832;visibility:visible;mso-wrap-style:square;mso-width-percent:0;mso-height-percent:0;mso-wrap-distance-left:9pt;mso-wrap-distance-top:0;mso-wrap-distance-right:9pt;mso-wrap-distance-bottom:0;mso-position-horizontal:absolute;mso-position-horizontal-relative:text;mso-position-vertical:absolute;mso-position-vertical-relative:text;mso-width-percent:0;mso-height-percent:0;mso-width-relative:margin;mso-height-relative:margin;v-text-anchor:middle" o:gfxdata="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" filled="f" strokecolor="#7030a0">
                 <v:shadow on="t" color="black" opacity="22937f" origin=",.5" offset="0,.63889mm"/>
               </v:rect>
             </w:pict>
@@ -3896,7 +3896,7 @@
           </mc:Choice>
           <mc:Fallback>
             <w:pict>
-              <v:rect w14:anchorId="7A660749" id="Rectangle 13" o:spid="_x0000_s1026" style="position:absolute;margin-left:46.7pt;margin-top:74.15pt;width:18.4pt;height:10.35pt;z-index:251582464;visibility:visible;mso-wrap-style:square;mso-width-percent:0;mso-height-percent:0;mso-wrap-distance-left:9pt;mso-wrap-distance-top:0;mso-wrap-distance-right:9pt;mso-wrap-distance-bottom:0;mso-position-horizontal:absolute;mso-position-horizontal-relative:text;mso-position-vertical:absolute;mso-position-vertical-relative:text;mso-width-percent:0;mso-height-percent:0;mso-width-relative:margin;mso-height-relative:margin;v-text-anchor:middle" o:gfxdata="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" filled="f" strokecolor="#7030a0">
+              <v:rect w14:anchorId="4F3D9CDA" id="Rectangle 13" o:spid="_x0000_s1026" style="position:absolute;margin-left:46.7pt;margin-top:74.15pt;width:18.4pt;height:10.35pt;z-index:251582464;visibility:visible;mso-wrap-style:square;mso-width-percent:0;mso-height-percent:0;mso-wrap-distance-left:9pt;mso-wrap-distance-top:0;mso-wrap-distance-right:9pt;mso-wrap-distance-bottom:0;mso-position-horizontal:absolute;mso-position-horizontal-relative:text;mso-position-vertical:absolute;mso-position-vertical-relative:text;mso-width-percent:0;mso-height-percent:0;mso-width-relative:margin;mso-height-relative:margin;v-text-anchor:middle" o:gfxdata="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" filled="f" strokecolor="#7030a0">
                 <v:shadow on="t" color="black" opacity="22937f" origin=",.5" offset="0,.63889mm"/>
               </v:rect>
             </w:pict>
@@ -3975,7 +3975,7 @@
           </mc:Choice>
           <mc:Fallback>
             <w:pict>
-              <v:rect w14:anchorId="55E72FBD" id="Rectangle 11" o:spid="_x0000_s1026" style="position:absolute;margin-left:17.6pt;margin-top:47.65pt;width:7.35pt;height:8.6pt;z-index:251441152;visibility:visible;mso-wrap-style:square;mso-height-percent:0;mso-wrap-distance-left:9pt;mso-wrap-distance-top:0;mso-wrap-distance-right:9pt;mso-wrap-distance-bottom:0;mso-position-horizontal:absolute;mso-position-horizontal-relative:text;mso-position-vertical:absolute;mso-position-vertical-relative:text;mso-height-percent:0;mso-height-relative:margin;v-text-anchor:middle" o:gfxdata="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" filled="f" strokecolor="#7030a0">
+              <v:rect w14:anchorId="4C03A4D1" id="Rectangle 11" o:spid="_x0000_s1026" style="position:absolute;margin-left:17.6pt;margin-top:47.65pt;width:7.35pt;height:8.6pt;z-index:251441152;visibility:visible;mso-wrap-style:square;mso-height-percent:0;mso-wrap-distance-left:9pt;mso-wrap-distance-top:0;mso-wrap-distance-right:9pt;mso-wrap-distance-bottom:0;mso-position-horizontal:absolute;mso-position-horizontal-relative:text;mso-position-vertical:absolute;mso-position-vertical-relative:text;mso-height-percent:0;mso-height-relative:margin;v-text-anchor:middle" o:gfxdata="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" filled="f" strokecolor="#7030a0">
                 <v:shadow on="t" color="black" opacity="22937f" origin=",.5" offset="0,.63889mm"/>
               </v:rect>
             </w:pict>
@@ -4150,7 +4150,7 @@
           </mc:Choice>
           <mc:Fallback>
             <w:pict>
-              <v:rect w14:anchorId="28717E36" id="Rectangle 34" o:spid="_x0000_s1026" style="position:absolute;margin-left:119.8pt;margin-top:45.1pt;width:15.95pt;height:8.75pt;z-index:251793408;visibility:visible;mso-wrap-style:square;mso-width-percent:0;mso-height-percent:0;mso-wrap-distance-left:9pt;mso-wrap-distance-top:0;mso-wrap-distance-right:9pt;mso-wrap-distance-bottom:0;mso-position-horizontal:absolute;mso-position-horizontal-relative:text;mso-position-vertical:absolute;mso-position-vertical-relative:text;mso-width-percent:0;mso-height-percent:0;mso-width-relative:margin;mso-height-relative:margin;v-text-anchor:middle" o:gfxdata="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" filled="f" strokecolor="#7030a0">
+              <v:rect w14:anchorId="6A0C4447" id="Rectangle 34" o:spid="_x0000_s1026" style="position:absolute;margin-left:119.8pt;margin-top:45.1pt;width:15.95pt;height:8.75pt;z-index:251793408;visibility:visible;mso-wrap-style:square;mso-width-percent:0;mso-height-percent:0;mso-wrap-distance-left:9pt;mso-wrap-distance-top:0;mso-wrap-distance-right:9pt;mso-wrap-distance-bottom:0;mso-position-horizontal:absolute;mso-position-horizontal-relative:text;mso-position-vertical:absolute;mso-position-vertical-relative:text;mso-width-percent:0;mso-height-percent:0;mso-width-relative:margin;mso-height-relative:margin;v-text-anchor:middle" o:gfxdata="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" filled="f" strokecolor="#7030a0">
                 <v:shadow on="t" color="black" opacity="22937f" origin=",.5" offset="0,.63889mm"/>
               </v:rect>
             </w:pict>
@@ -4229,7 +4229,7 @@
           </mc:Choice>
           <mc:Fallback>
             <w:pict>
-              <v:rect w14:anchorId="4897A5A5" id="Rectangle 25" o:spid="_x0000_s1026" style="position:absolute;margin-left:31.5pt;margin-top:50.05pt;width:7.35pt;height:8.55pt;z-index:251725824;visibility:visible;mso-wrap-style:square;mso-height-percent:0;mso-wrap-distance-left:9pt;mso-wrap-distance-top:0;mso-wrap-distance-right:9pt;mso-wrap-distance-bottom:0;mso-position-horizontal:absolute;mso-position-horizontal-relative:text;mso-position-vertical:absolute;mso-position-vertical-relative:text;mso-height-percent:0;mso-height-relative:margin;v-text-anchor:middle" o:gfxdata="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" filled="f" strokecolor="#7030a0">
+              <v:rect w14:anchorId="55375ED2" id="Rectangle 25" o:spid="_x0000_s1026" style="position:absolute;margin-left:31.5pt;margin-top:50.05pt;width:7.35pt;height:8.55pt;z-index:251725824;visibility:visible;mso-wrap-style:square;mso-height-percent:0;mso-wrap-distance-left:9pt;mso-wrap-distance-top:0;mso-wrap-distance-right:9pt;mso-wrap-distance-bottom:0;mso-position-horizontal:absolute;mso-position-horizontal-relative:text;mso-position-vertical:absolute;mso-position-vertical-relative:text;mso-height-percent:0;mso-height-relative:margin;v-text-anchor:middle" o:gfxdata="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" filled="f" strokecolor="#7030a0">
                 <v:shadow on="t" color="black" opacity="22937f" origin=",.5" offset="0,.63889mm"/>
               </v:rect>
             </w:pict>
@@ -4311,7 +4311,7 @@
           </mc:Choice>
           <mc:Fallback>
             <w:pict>
-              <v:rect w14:anchorId="3953F706" id="Rectangle 36" o:spid="_x0000_s1026" style="position:absolute;margin-left:146.85pt;margin-top:164.2pt;width:15.15pt;height:9.15pt;z-index:251924480;visibility:visible;mso-wrap-style:square;mso-width-percent:0;mso-height-percent:0;mso-wrap-distance-left:9pt;mso-wrap-distance-top:0;mso-wrap-distance-right:9pt;mso-wrap-distance-bottom:0;mso-position-horizontal:absolute;mso-position-horizontal-relative:text;mso-position-vertical:absolute;mso-position-vertical-relative:text;mso-width-percent:0;mso-height-percent:0;mso-width-relative:margin;mso-height-relative:margin;v-text-anchor:middle" o:gfxdata="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" filled="f" strokecolor="#7030a0">
+              <v:rect w14:anchorId="08580BB1" id="Rectangle 36" o:spid="_x0000_s1026" style="position:absolute;margin-left:146.85pt;margin-top:164.2pt;width:15.15pt;height:9.15pt;z-index:251924480;visibility:visible;mso-wrap-style:square;mso-width-percent:0;mso-height-percent:0;mso-wrap-distance-left:9pt;mso-wrap-distance-top:0;mso-wrap-distance-right:9pt;mso-wrap-distance-bottom:0;mso-position-horizontal:absolute;mso-position-horizontal-relative:text;mso-position-vertical:absolute;mso-position-vertical-relative:text;mso-width-percent:0;mso-height-percent:0;mso-width-relative:margin;mso-height-relative:margin;v-text-anchor:middle" o:gfxdata="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" filled="f" strokecolor="#7030a0">
                 <v:shadow on="t" color="black" opacity="22937f" origin=",.5" offset="0,.63889mm"/>
               </v:rect>
             </w:pict>
@@ -4393,7 +4393,7 @@
           </mc:Choice>
           <mc:Fallback>
             <w:pict>
-              <v:rect w14:anchorId="1049EE8B" id="Rectangle 35" o:spid="_x0000_s1026" style="position:absolute;margin-left:51.65pt;margin-top:147.35pt;width:18.4pt;height:10.35pt;z-index:251858944;visibility:visible;mso-wrap-style:square;mso-width-percent:0;mso-height-percent:0;mso-wrap-distance-left:9pt;mso-wrap-distance-top:0;mso-wrap-distance-right:9pt;mso-wrap-distance-bottom:0;mso-position-horizontal:absolute;mso-position-horizontal-relative:text;mso-position-vertical:absolute;mso-position-vertical-relative:text;mso-width-percent:0;mso-height-percent:0;mso-width-relative:margin;mso-height-relative:margin;v-text-anchor:middle" o:gfxdata="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" filled="f" strokecolor="#7030a0">
+              <v:rect w14:anchorId="41D42D30" id="Rectangle 35" o:spid="_x0000_s1026" style="position:absolute;margin-left:51.65pt;margin-top:147.35pt;width:18.4pt;height:10.35pt;z-index:251858944;visibility:visible;mso-wrap-style:square;mso-width-percent:0;mso-height-percent:0;mso-wrap-distance-left:9pt;mso-wrap-distance-top:0;mso-wrap-distance-right:9pt;mso-wrap-distance-bottom:0;mso-position-horizontal:absolute;mso-position-horizontal-relative:text;mso-position-vertical:absolute;mso-position-vertical-relative:text;mso-width-percent:0;mso-height-percent:0;mso-width-relative:margin;mso-height-relative:margin;v-text-anchor:middle" o:gfxdata="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" filled="f" strokecolor="#7030a0">
                 <v:shadow on="t" color="black" opacity="22937f" origin=",.5" offset="0,.63889mm"/>
               </v:rect>
             </w:pict>
@@ -5110,7 +5110,7 @@
       <w:pPr>
         <w:pStyle w:val="Style1"/>
         <w:rPr>
-          <w:rFonts w:eastAsia="SimSun" w:hint="eastAsia"/>
+          <w:rFonts w:eastAsia="SimSun"/>
           <w:lang w:eastAsia="zh-CN"/>
         </w:rPr>
       </w:pPr>
@@ -5563,47 +5563,40 @@
       <w:pPr>
         <w:pStyle w:val="Style1"/>
         <w:rPr>
+          <w:rFonts w:eastAsia="SimSun"/>
+          <w:lang w:eastAsia="zh-CN"/>
+        </w:rPr>
+      </w:pPr>
+      <w:r>
+        <w:rPr>
+          <w:rFonts w:eastAsia="ヒラギノ角ゴ Pro W3" w:hint="eastAsia"/>
+        </w:rPr>
+        <w:t xml:space="preserve">Deliverable 1: </w:t>
+      </w:r>
+      <w:r>
+        <w:t xml:space="preserve">Screenshot your map </w:t>
+      </w:r>
+      <w:r>
+        <w:t>showing</w:t>
+      </w:r>
+      <w:r>
+        <w:rPr>
+          <w:rFonts w:eastAsia="ヒラギノ角ゴ Pro W3" w:hint="eastAsia"/>
+        </w:rPr>
+        <w:t xml:space="preserve"> 3 classes in your </w:t>
+      </w:r>
+      <w:r>
+        <w:rPr>
           <w:rFonts w:eastAsia="SimSun" w:hint="eastAsia"/>
           <w:lang w:eastAsia="zh-CN"/>
         </w:rPr>
-      </w:pPr>
-      <w:r>
-        <w:rPr>
-          <w:rFonts w:eastAsia="ヒラギノ角ゴ Pro W3" w:hint="eastAsia"/>
-        </w:rPr>
-        <w:t xml:space="preserve">Deliverable 1: </w:t>
-      </w:r>
-      <w:r>
-        <w:t xml:space="preserve">Screenshot your map </w:t>
-      </w:r>
-      <w:r>
-        <w:t>showing</w:t>
-      </w:r>
-      <w:r>
-        <w:rPr>
-          <w:rFonts w:eastAsia="ヒラギノ角ゴ Pro W3" w:hint="eastAsia"/>
-        </w:rPr>
-        <w:t xml:space="preserve"> 3 classes in your </w:t>
-      </w:r>
-      <w:r>
-        <w:rPr>
-          <w:rFonts w:eastAsia="SimSun" w:hint="eastAsia"/>
-          <w:lang w:eastAsia="zh-CN"/>
-        </w:rPr>
-        <w:t xml:space="preserve">classification system. </w:t>
-      </w:r>
-      <w:r>
-        <w:rPr>
-          <w:rFonts w:eastAsia="SimSun" w:hint="eastAsia"/>
-          <w:lang w:eastAsia="zh-CN"/>
-        </w:rPr>
-        <w:t>(5 points)</w:t>
-      </w:r>
-    </w:p>
-    <w:p>
-      <w:pPr>
-        <w:rPr>
-          <w:rFonts w:ascii="Verdana" w:eastAsia="SimSun" w:hAnsi="Verdana" w:hint="eastAsia"/>
+        <w:t>classification system. (5 points)</w:t>
+      </w:r>
+    </w:p>
+    <w:p>
+      <w:pPr>
+        <w:rPr>
+          <w:rFonts w:ascii="Verdana" w:eastAsia="SimSun" w:hAnsi="Verdana"/>
           <w:lang w:eastAsia="zh-CN"/>
         </w:rPr>
       </w:pPr>
